--- a/docs/docx/update.docx
+++ b/docs/docx/update.docx
@@ -23,7 +23,7 @@
       </w:pPr>
       <w:r>
         <w:rPr/>
-        <w:t>Планировщик отпусков 1.0.0 · Подготовка, обновление, проверка и откат</w:t>
+        <w:t>Планировщик отпусков 1.1.0 · Подготовка, обновление, проверка и откат</w:t>
       </w:r>
     </w:p>
     <w:p>
@@ -93,7 +93,7 @@
             </w:rPr>
             <w:fldChar w:fldCharType="separate"/>
           </w:r>
-          <w:hyperlink w:anchor="__RefHeading___Toc88885_1804324697">
+          <w:hyperlink w:anchor="__RefHeading___Toc27324_3125385251">
             <w:r>
               <w:rPr>
                 <w:webHidden/>
@@ -101,7 +101,7 @@
               </w:rPr>
               <w:t>1 О документе</w:t>
               <w:tab/>
-              <w:t>3</w:t>
+              <w:t>4</w:t>
             </w:r>
           </w:hyperlink>
         </w:p>
@@ -114,7 +114,7 @@
             </w:tabs>
             <w:rPr/>
           </w:pPr>
-          <w:hyperlink w:anchor="__RefHeading___Toc88887_1804324697">
+          <w:hyperlink w:anchor="__RefHeading___Toc27326_3125385251">
             <w:r>
               <w:rPr>
                 <w:webHidden/>
@@ -122,7 +122,7 @@
               </w:rPr>
               <w:t>2 Когда применять</w:t>
               <w:tab/>
-              <w:t>4</w:t>
+              <w:t>5</w:t>
             </w:r>
           </w:hyperlink>
         </w:p>
@@ -135,7 +135,7 @@
             </w:tabs>
             <w:rPr/>
           </w:pPr>
-          <w:hyperlink w:anchor="__RefHeading___Toc88889_1804324697">
+          <w:hyperlink w:anchor="__RefHeading___Toc27328_3125385251">
             <w:r>
               <w:rPr>
                 <w:webHidden/>
@@ -143,7 +143,7 @@
               </w:rPr>
               <w:t>3 Перед началом</w:t>
               <w:tab/>
-              <w:t>5</w:t>
+              <w:t>6</w:t>
             </w:r>
           </w:hyperlink>
         </w:p>
@@ -156,7 +156,7 @@
             </w:tabs>
             <w:rPr/>
           </w:pPr>
-          <w:hyperlink w:anchor="__RefHeading___Toc88891_1804324697">
+          <w:hyperlink w:anchor="__RefHeading___Toc27330_3125385251">
             <w:r>
               <w:rPr>
                 <w:webHidden/>
@@ -164,7 +164,7 @@
               </w:rPr>
               <w:t>4 Подготовка</w:t>
               <w:tab/>
-              <w:t>6</w:t>
+              <w:t>7</w:t>
             </w:r>
           </w:hyperlink>
         </w:p>
@@ -177,7 +177,7 @@
             </w:tabs>
             <w:rPr/>
           </w:pPr>
-          <w:hyperlink w:anchor="__RefHeading___Toc88893_1804324697">
+          <w:hyperlink w:anchor="__RefHeading___Toc27332_3125385251">
             <w:r>
               <w:rPr>
                 <w:webHidden/>
@@ -185,7 +185,7 @@
               </w:rPr>
               <w:t>4.1 1. Прочитайте, что меняется</w:t>
               <w:tab/>
-              <w:t>6</w:t>
+              <w:t>7</w:t>
             </w:r>
           </w:hyperlink>
         </w:p>
@@ -198,7 +198,7 @@
             </w:tabs>
             <w:rPr/>
           </w:pPr>
-          <w:hyperlink w:anchor="__RefHeading___Toc88895_1804324697">
+          <w:hyperlink w:anchor="__RefHeading___Toc27334_3125385251">
             <w:r>
               <w:rPr>
                 <w:webHidden/>
@@ -206,7 +206,7 @@
               </w:rPr>
               <w:t>4.2 2. Запишите текущее состояние</w:t>
               <w:tab/>
-              <w:t>6</w:t>
+              <w:t>7</w:t>
             </w:r>
           </w:hyperlink>
         </w:p>
@@ -219,7 +219,7 @@
             </w:tabs>
             <w:rPr/>
           </w:pPr>
-          <w:hyperlink w:anchor="__RefHeading___Toc88897_1804324697">
+          <w:hyperlink w:anchor="__RefHeading___Toc27336_3125385251">
             <w:r>
               <w:rPr>
                 <w:webHidden/>
@@ -227,7 +227,7 @@
               </w:rPr>
               <w:t>4.3 3. Проверьте место и конфигурацию</w:t>
               <w:tab/>
-              <w:t>6</w:t>
+              <w:t>7</w:t>
             </w:r>
           </w:hyperlink>
         </w:p>
@@ -240,7 +240,7 @@
             </w:tabs>
             <w:rPr/>
           </w:pPr>
-          <w:hyperlink w:anchor="__RefHeading___Toc88899_1804324697">
+          <w:hyperlink w:anchor="__RefHeading___Toc27338_3125385251">
             <w:r>
               <w:rPr>
                 <w:webHidden/>
@@ -248,7 +248,7 @@
               </w:rPr>
               <w:t>4.4 4. Подготовьте версию для закрытого контура</w:t>
               <w:tab/>
-              <w:t>7</w:t>
+              <w:t>8</w:t>
             </w:r>
           </w:hyperlink>
         </w:p>
@@ -261,7 +261,7 @@
             </w:tabs>
             <w:rPr/>
           </w:pPr>
-          <w:hyperlink w:anchor="__RefHeading___Toc88901_1804324697">
+          <w:hyperlink w:anchor="__RefHeading___Toc27340_3125385251">
             <w:r>
               <w:rPr>
                 <w:webHidden/>
@@ -269,7 +269,7 @@
               </w:rPr>
               <w:t>4.5 5. Согласуйте окно</w:t>
               <w:tab/>
-              <w:t>7</w:t>
+              <w:t>8</w:t>
             </w:r>
           </w:hyperlink>
         </w:p>
@@ -282,7 +282,7 @@
             </w:tabs>
             <w:rPr/>
           </w:pPr>
-          <w:hyperlink w:anchor="__RefHeading___Toc88903_1804324697">
+          <w:hyperlink w:anchor="__RefHeading___Toc27342_3125385251">
             <w:r>
               <w:rPr>
                 <w:webHidden/>
@@ -290,7 +290,7 @@
               </w:rPr>
               <w:t>5 Обновление</w:t>
               <w:tab/>
-              <w:t>8</w:t>
+              <w:t>9</w:t>
             </w:r>
           </w:hyperlink>
         </w:p>
@@ -303,7 +303,7 @@
             </w:tabs>
             <w:rPr/>
           </w:pPr>
-          <w:hyperlink w:anchor="__RefHeading___Toc88905_1804324697">
+          <w:hyperlink w:anchor="__RefHeading___Toc27344_3125385251">
             <w:r>
               <w:rPr>
                 <w:webHidden/>
@@ -311,7 +311,7 @@
               </w:rPr>
               <w:t>5.1 1. Начало работ</w:t>
               <w:tab/>
-              <w:t>8</w:t>
+              <w:t>9</w:t>
             </w:r>
           </w:hyperlink>
         </w:p>
@@ -324,7 +324,7 @@
             </w:tabs>
             <w:rPr/>
           </w:pPr>
-          <w:hyperlink w:anchor="__RefHeading___Toc88907_1804324697">
+          <w:hyperlink w:anchor="__RefHeading___Toc27346_3125385251">
             <w:r>
               <w:rPr>
                 <w:webHidden/>
@@ -332,7 +332,7 @@
               </w:rPr>
               <w:t>5.2 2. Получите новую версию</w:t>
               <w:tab/>
-              <w:t>8</w:t>
+              <w:t>9</w:t>
             </w:r>
           </w:hyperlink>
         </w:p>
@@ -345,7 +345,7 @@
             </w:tabs>
             <w:rPr/>
           </w:pPr>
-          <w:hyperlink w:anchor="__RefHeading___Toc88909_1804324697">
+          <w:hyperlink w:anchor="__RefHeading___Toc27348_3125385251">
             <w:r>
               <w:rPr>
                 <w:webHidden/>
@@ -353,7 +353,7 @@
               </w:rPr>
               <w:t>5.3 3. Соберите образы</w:t>
               <w:tab/>
-              <w:t>8</w:t>
+              <w:t>9</w:t>
             </w:r>
           </w:hyperlink>
         </w:p>
@@ -366,7 +366,7 @@
             </w:tabs>
             <w:rPr/>
           </w:pPr>
-          <w:hyperlink w:anchor="__RefHeading___Toc88911_1804324697">
+          <w:hyperlink w:anchor="__RefHeading___Toc27350_3125385251">
             <w:r>
               <w:rPr>
                 <w:webHidden/>
@@ -374,7 +374,7 @@
               </w:rPr>
               <w:t>5.4 4. Остановите приём запросов</w:t>
               <w:tab/>
-              <w:t>8</w:t>
+              <w:t>9</w:t>
             </w:r>
           </w:hyperlink>
         </w:p>
@@ -387,7 +387,7 @@
             </w:tabs>
             <w:rPr/>
           </w:pPr>
-          <w:hyperlink w:anchor="__RefHeading___Toc88913_1804324697">
+          <w:hyperlink w:anchor="__RefHeading___Toc27352_3125385251">
             <w:r>
               <w:rPr>
                 <w:webHidden/>
@@ -395,7 +395,7 @@
               </w:rPr>
               <w:t>5.5 5. Сделайте внеочередную копию</w:t>
               <w:tab/>
-              <w:t>9</w:t>
+              <w:t>10</w:t>
             </w:r>
           </w:hyperlink>
         </w:p>
@@ -408,7 +408,7 @@
             </w:tabs>
             <w:rPr/>
           </w:pPr>
-          <w:hyperlink w:anchor="__RefHeading___Toc88915_1804324697">
+          <w:hyperlink w:anchor="__RefHeading___Toc27354_3125385251">
             <w:r>
               <w:rPr>
                 <w:webHidden/>
@@ -416,7 +416,7 @@
               </w:rPr>
               <w:t>5.6 6. Запустите новую версию</w:t>
               <w:tab/>
-              <w:t>9</w:t>
+              <w:t>10</w:t>
             </w:r>
           </w:hyperlink>
         </w:p>
@@ -429,7 +429,7 @@
             </w:tabs>
             <w:rPr/>
           </w:pPr>
-          <w:hyperlink w:anchor="__RefHeading___Toc88917_1804324697">
+          <w:hyperlink w:anchor="__RefHeading___Toc27356_3125385251">
             <w:r>
               <w:rPr>
                 <w:webHidden/>
@@ -437,7 +437,7 @@
               </w:rPr>
               <w:t>5.7 7. Дождитесь старта</w:t>
               <w:tab/>
-              <w:t>9</w:t>
+              <w:t>10</w:t>
             </w:r>
           </w:hyperlink>
         </w:p>
@@ -450,7 +450,7 @@
             </w:tabs>
             <w:rPr/>
           </w:pPr>
-          <w:hyperlink w:anchor="__RefHeading___Toc88919_1804324697">
+          <w:hyperlink w:anchor="__RefHeading___Toc27358_3125385251">
             <w:r>
               <w:rPr>
                 <w:webHidden/>
@@ -458,7 +458,7 @@
               </w:rPr>
               <w:t>6 Проверка</w:t>
               <w:tab/>
-              <w:t>10</w:t>
+              <w:t>11</w:t>
             </w:r>
           </w:hyperlink>
         </w:p>
@@ -471,7 +471,7 @@
             </w:tabs>
             <w:rPr/>
           </w:pPr>
-          <w:hyperlink w:anchor="__RefHeading___Toc88921_1804324697">
+          <w:hyperlink w:anchor="__RefHeading___Toc27360_3125385251">
             <w:r>
               <w:rPr>
                 <w:webHidden/>
@@ -479,7 +479,7 @@
               </w:rPr>
               <w:t>6.1 1. Контейнеры, версия и пробы</w:t>
               <w:tab/>
-              <w:t>10</w:t>
+              <w:t>11</w:t>
             </w:r>
           </w:hyperlink>
         </w:p>
@@ -492,7 +492,7 @@
             </w:tabs>
             <w:rPr/>
           </w:pPr>
-          <w:hyperlink w:anchor="__RefHeading___Toc88923_1804324697">
+          <w:hyperlink w:anchor="__RefHeading___Toc27362_3125385251">
             <w:r>
               <w:rPr>
                 <w:webHidden/>
@@ -500,7 +500,7 @@
               </w:rPr>
               <w:t>6.2 2. Миграции</w:t>
               <w:tab/>
-              <w:t>10</w:t>
+              <w:t>11</w:t>
             </w:r>
           </w:hyperlink>
         </w:p>
@@ -513,7 +513,7 @@
             </w:tabs>
             <w:rPr/>
           </w:pPr>
-          <w:hyperlink w:anchor="__RefHeading___Toc88925_1804324697">
+          <w:hyperlink w:anchor="__RefHeading___Toc27364_3125385251">
             <w:r>
               <w:rPr>
                 <w:webHidden/>
@@ -521,7 +521,7 @@
               </w:rPr>
               <w:t>6.3 3. Метрики</w:t>
               <w:tab/>
-              <w:t>10</w:t>
+              <w:t>11</w:t>
             </w:r>
           </w:hyperlink>
         </w:p>
@@ -534,7 +534,7 @@
             </w:tabs>
             <w:rPr/>
           </w:pPr>
-          <w:hyperlink w:anchor="__RefHeading___Toc88927_1804324697">
+          <w:hyperlink w:anchor="__RefHeading___Toc27366_3125385251">
             <w:r>
               <w:rPr>
                 <w:webHidden/>
@@ -542,7 +542,7 @@
               </w:rPr>
               <w:t>6.4 4. Вход, график, журналы</w:t>
               <w:tab/>
-              <w:t>10</w:t>
+              <w:t>11</w:t>
             </w:r>
           </w:hyperlink>
         </w:p>
@@ -555,7 +555,7 @@
             </w:tabs>
             <w:rPr/>
           </w:pPr>
-          <w:hyperlink w:anchor="__RefHeading___Toc88929_1804324697">
+          <w:hyperlink w:anchor="__RefHeading___Toc27368_3125385251">
             <w:r>
               <w:rPr>
                 <w:webHidden/>
@@ -563,7 +563,7 @@
               </w:rPr>
               <w:t>6.5 5. Журнал сервера</w:t>
               <w:tab/>
-              <w:t>11</w:t>
+              <w:t>12</w:t>
             </w:r>
           </w:hyperlink>
         </w:p>
@@ -576,7 +576,7 @@
             </w:tabs>
             <w:rPr/>
           </w:pPr>
-          <w:hyperlink w:anchor="__RefHeading___Toc88931_1804324697">
+          <w:hyperlink w:anchor="__RefHeading___Toc27370_3125385251">
             <w:r>
               <w:rPr>
                 <w:webHidden/>
@@ -584,7 +584,7 @@
               </w:rPr>
               <w:t>6.6 6. На следующий день</w:t>
               <w:tab/>
-              <w:t>11</w:t>
+              <w:t>12</w:t>
             </w:r>
           </w:hyperlink>
         </w:p>
@@ -597,7 +597,7 @@
             </w:tabs>
             <w:rPr/>
           </w:pPr>
-          <w:hyperlink w:anchor="__RefHeading___Toc88933_1804324697">
+          <w:hyperlink w:anchor="__RefHeading___Toc27372_3125385251">
             <w:r>
               <w:rPr>
                 <w:webHidden/>
@@ -605,7 +605,7 @@
               </w:rPr>
               <w:t>7 Откат</w:t>
               <w:tab/>
-              <w:t>12</w:t>
+              <w:t>13</w:t>
             </w:r>
           </w:hyperlink>
         </w:p>
@@ -618,7 +618,7 @@
             </w:tabs>
             <w:rPr/>
           </w:pPr>
-          <w:hyperlink w:anchor="__RefHeading___Toc88935_1804324697">
+          <w:hyperlink w:anchor="__RefHeading___Toc27374_3125385251">
             <w:r>
               <w:rPr>
                 <w:webHidden/>
@@ -626,7 +626,7 @@
               </w:rPr>
               <w:t>7.1 1. Сохраните сведения для разработчиков</w:t>
               <w:tab/>
-              <w:t>12</w:t>
+              <w:t>13</w:t>
             </w:r>
           </w:hyperlink>
         </w:p>
@@ -639,7 +639,7 @@
             </w:tabs>
             <w:rPr/>
           </w:pPr>
-          <w:hyperlink w:anchor="__RefHeading___Toc88937_1804324697">
+          <w:hyperlink w:anchor="__RefHeading___Toc27376_3125385251">
             <w:r>
               <w:rPr>
                 <w:webHidden/>
@@ -647,7 +647,7 @@
               </w:rPr>
               <w:t>7.2 2. Верните прежнюю версию файлов</w:t>
               <w:tab/>
-              <w:t>12</w:t>
+              <w:t>13</w:t>
             </w:r>
           </w:hyperlink>
         </w:p>
@@ -660,7 +660,7 @@
             </w:tabs>
             <w:rPr/>
           </w:pPr>
-          <w:hyperlink w:anchor="__RefHeading___Toc88939_1804324697">
+          <w:hyperlink w:anchor="__RefHeading___Toc27378_3125385251">
             <w:r>
               <w:rPr>
                 <w:webHidden/>
@@ -668,7 +668,7 @@
               </w:rPr>
               <w:t>7.3 3. Решите, нужно ли восстанавливать базу</w:t>
               <w:tab/>
-              <w:t>12</w:t>
+              <w:t>13</w:t>
             </w:r>
           </w:hyperlink>
         </w:p>
@@ -681,7 +681,7 @@
             </w:tabs>
             <w:rPr/>
           </w:pPr>
-          <w:hyperlink w:anchor="__RefHeading___Toc88941_1804324697">
+          <w:hyperlink w:anchor="__RefHeading___Toc27380_3125385251">
             <w:r>
               <w:rPr>
                 <w:webHidden/>
@@ -689,7 +689,7 @@
               </w:rPr>
               <w:t>7.4 4. Запустите прежнюю версию</w:t>
               <w:tab/>
-              <w:t>12</w:t>
+              <w:t>13</w:t>
             </w:r>
           </w:hyperlink>
         </w:p>
@@ -702,7 +702,7 @@
             </w:tabs>
             <w:rPr/>
           </w:pPr>
-          <w:hyperlink w:anchor="__RefHeading___Toc88943_1804324697">
+          <w:hyperlink w:anchor="__RefHeading___Toc27382_3125385251">
             <w:r>
               <w:rPr>
                 <w:webHidden/>
@@ -710,7 +710,7 @@
               </w:rPr>
               <w:t>7.5 5. Сообщите о результате</w:t>
               <w:tab/>
-              <w:t>13</w:t>
+              <w:t>14</w:t>
             </w:r>
           </w:hyperlink>
         </w:p>
@@ -723,7 +723,7 @@
             </w:tabs>
             <w:rPr/>
           </w:pPr>
-          <w:hyperlink w:anchor="__RefHeading___Toc88945_1804324697">
+          <w:hyperlink w:anchor="__RefHeading___Toc27384_3125385251">
             <w:r>
               <w:rPr>
                 <w:webHidden/>
@@ -731,7 +731,7 @@
               </w:rPr>
               <w:t>8 Особые шаги 1.0.0</w:t>
               <w:tab/>
-              <w:t>14</w:t>
+              <w:t>15</w:t>
             </w:r>
           </w:hyperlink>
         </w:p>
@@ -744,15 +744,36 @@
             </w:tabs>
             <w:rPr/>
           </w:pPr>
-          <w:hyperlink w:anchor="__RefHeading___Toc88947_1804324697">
+          <w:hyperlink w:anchor="__RefHeading___Toc27386_3125385251">
             <w:r>
               <w:rPr>
                 <w:webHidden/>
                 <w:rStyle w:val="IndexLink"/>
               </w:rPr>
-              <w:t>9 Запись в журнал эксплуатации</w:t>
+              <w:t>9 Особые шаги 1.1.0</w:t>
               <w:tab/>
-              <w:t>17</w:t>
+              <w:t>18</w:t>
+            </w:r>
+          </w:hyperlink>
+        </w:p>
+        <w:p>
+          <w:pPr>
+            <w:pStyle w:val="TOC1"/>
+            <w:tabs>
+              <w:tab w:val="clear" w:pos="9360"/>
+              <w:tab w:val="right" w:pos="9359" w:leader="dot"/>
+            </w:tabs>
+            <w:rPr/>
+          </w:pPr>
+          <w:hyperlink w:anchor="__RefHeading___Toc27388_3125385251">
+            <w:r>
+              <w:rPr>
+                <w:webHidden/>
+                <w:rStyle w:val="IndexLink"/>
+              </w:rPr>
+              <w:t>10 Запись в журнал эксплуатации</w:t>
+              <w:tab/>
+              <w:t>19</w:t>
             </w:r>
           </w:hyperlink>
           <w:r>
@@ -769,7 +790,7 @@
         <w:pStyle w:val="Heading1"/>
         <w:rPr/>
       </w:pPr>
-      <w:bookmarkStart w:id="0" w:name="__RefHeading___Toc88885_1804324697"/>
+      <w:bookmarkStart w:id="0" w:name="__RefHeading___Toc27324_3125385251"/>
       <w:bookmarkStart w:id="1" w:name="о-документе"/>
       <w:bookmarkEnd w:id="0"/>
       <w:r>
@@ -840,7 +861,7 @@
         <w:pStyle w:val="Heading1"/>
         <w:rPr/>
       </w:pPr>
-      <w:bookmarkStart w:id="2" w:name="__RefHeading___Toc88887_1804324697"/>
+      <w:bookmarkStart w:id="2" w:name="__RefHeading___Toc27326_3125385251"/>
       <w:bookmarkEnd w:id="2"/>
       <w:r>
         <w:rPr>
@@ -1157,45 +1178,7 @@
                 <w:szCs w:val="24"/>
                 <w:lang w:val="en-US" w:eastAsia="en-US" w:bidi="ar-SA"/>
               </w:rPr>
-              <w:t xml:space="preserve">Изменилась только настройка в </w:t>
-            </w:r>
-            <w:r>
-              <w:rPr>
-                <w:rStyle w:val="VerbatimChar"/>
-                <w:kern w:val="0"/>
-                <w:sz w:val="18"/>
-                <w:szCs w:val="24"/>
-                <w:lang w:val="en-US" w:eastAsia="en-US" w:bidi="ar-SA"/>
-              </w:rPr>
-              <w:t>.env</w:t>
-            </w:r>
-            <w:r>
-              <w:rPr>
-                <w:kern w:val="0"/>
-                <w:sz w:val="18"/>
-                <w:szCs w:val="24"/>
-                <w:lang w:val="en-US" w:eastAsia="en-US" w:bidi="ar-SA"/>
-              </w:rPr>
-              <w:t xml:space="preserve"> (почта, единый вход, </w:t>
-            </w:r>
-            <w:r>
-              <w:rPr>
-                <w:rStyle w:val="VerbatimChar"/>
-                <w:kern w:val="0"/>
-                <w:sz w:val="18"/>
-                <w:szCs w:val="24"/>
-                <w:lang w:val="en-US" w:eastAsia="en-US" w:bidi="ar-SA"/>
-              </w:rPr>
-              <w:t>WEB_CONCURRENCY</w:t>
-            </w:r>
-            <w:r>
-              <w:rPr>
-                <w:kern w:val="0"/>
-                <w:sz w:val="18"/>
-                <w:szCs w:val="24"/>
-                <w:lang w:val="en-US" w:eastAsia="en-US" w:bidi="ar-SA"/>
-              </w:rPr>
-              <w:t>)</w:t>
+              <w:t>Переход с 1.0.0 на 1.1.0</w:t>
             </w:r>
           </w:p>
         </w:tc>
@@ -1228,26 +1211,7 @@
                 <w:szCs w:val="24"/>
                 <w:lang w:val="en-US" w:eastAsia="en-US" w:bidi="ar-SA"/>
               </w:rPr>
-              <w:t xml:space="preserve">Нет: </w:t>
-            </w:r>
-            <w:r>
-              <w:rPr>
-                <w:rStyle w:val="VerbatimChar"/>
-                <w:kern w:val="0"/>
-                <w:sz w:val="18"/>
-                <w:szCs w:val="24"/>
-                <w:lang w:val="en-US" w:eastAsia="en-US" w:bidi="ar-SA"/>
-              </w:rPr>
-              <w:t>$C --profile full up -d server</w:t>
-            </w:r>
-            <w:r>
-              <w:rPr>
-                <w:kern w:val="0"/>
-                <w:sz w:val="18"/>
-                <w:szCs w:val="24"/>
-                <w:lang w:val="en-US" w:eastAsia="en-US" w:bidi="ar-SA"/>
-              </w:rPr>
-              <w:t xml:space="preserve"> — сервис пересоздаётся с новыми переменными</w:t>
+              <w:t>Да, плюс раздел «Особые шаги 1.1.0»</w:t>
             </w:r>
           </w:p>
         </w:tc>
@@ -1283,7 +1247,45 @@
                 <w:szCs w:val="24"/>
                 <w:lang w:val="en-US" w:eastAsia="en-US" w:bidi="ar-SA"/>
               </w:rPr>
-              <w:t>Основной сервер PostgreSQL недоступен</w:t>
+              <w:t xml:space="preserve">Изменилась только настройка в </w:t>
+            </w:r>
+            <w:r>
+              <w:rPr>
+                <w:rStyle w:val="VerbatimChar"/>
+                <w:kern w:val="0"/>
+                <w:sz w:val="18"/>
+                <w:szCs w:val="24"/>
+                <w:lang w:val="en-US" w:eastAsia="en-US" w:bidi="ar-SA"/>
+              </w:rPr>
+              <w:t>.env</w:t>
+            </w:r>
+            <w:r>
+              <w:rPr>
+                <w:kern w:val="0"/>
+                <w:sz w:val="18"/>
+                <w:szCs w:val="24"/>
+                <w:lang w:val="en-US" w:eastAsia="en-US" w:bidi="ar-SA"/>
+              </w:rPr>
+              <w:t xml:space="preserve"> (почта, единый вход, </w:t>
+            </w:r>
+            <w:r>
+              <w:rPr>
+                <w:rStyle w:val="VerbatimChar"/>
+                <w:kern w:val="0"/>
+                <w:sz w:val="18"/>
+                <w:szCs w:val="24"/>
+                <w:lang w:val="en-US" w:eastAsia="en-US" w:bidi="ar-SA"/>
+              </w:rPr>
+              <w:t>WEB_CONCURRENCY</w:t>
+            </w:r>
+            <w:r>
+              <w:rPr>
+                <w:kern w:val="0"/>
+                <w:sz w:val="18"/>
+                <w:szCs w:val="24"/>
+                <w:lang w:val="en-US" w:eastAsia="en-US" w:bidi="ar-SA"/>
+              </w:rPr>
+              <w:t>)</w:t>
             </w:r>
           </w:p>
         </w:tc>
@@ -1316,6 +1318,94 @@
                 <w:szCs w:val="24"/>
                 <w:lang w:val="en-US" w:eastAsia="en-US" w:bidi="ar-SA"/>
               </w:rPr>
+              <w:t xml:space="preserve">Нет: </w:t>
+            </w:r>
+            <w:r>
+              <w:rPr>
+                <w:rStyle w:val="VerbatimChar"/>
+                <w:kern w:val="0"/>
+                <w:sz w:val="18"/>
+                <w:szCs w:val="24"/>
+                <w:lang w:val="en-US" w:eastAsia="en-US" w:bidi="ar-SA"/>
+              </w:rPr>
+              <w:t>$C --profile full up -d server</w:t>
+            </w:r>
+            <w:r>
+              <w:rPr>
+                <w:kern w:val="0"/>
+                <w:sz w:val="18"/>
+                <w:szCs w:val="24"/>
+                <w:lang w:val="en-US" w:eastAsia="en-US" w:bidi="ar-SA"/>
+              </w:rPr>
+              <w:t xml:space="preserve"> — сервис пересоздаётся с новыми переменными</w:t>
+            </w:r>
+          </w:p>
+        </w:tc>
+      </w:tr>
+      <w:tr>
+        <w:trPr/>
+        <w:tc>
+          <w:tcPr>
+            <w:tcW w:w="4679" w:type="dxa"/>
+            <w:tcBorders>
+              <w:top w:val="single" w:sz="4" w:space="0" w:color="D6DCEA"/>
+              <w:left w:val="single" w:sz="4" w:space="0" w:color="D6DCEA"/>
+              <w:bottom w:val="single" w:sz="4" w:space="0" w:color="D6DCEA"/>
+              <w:right w:val="single" w:sz="4" w:space="0" w:color="D6DCEA"/>
+            </w:tcBorders>
+          </w:tcPr>
+          <w:p>
+            <w:pPr>
+              <w:pStyle w:val="Compact"/>
+              <w:widowControl/>
+              <w:spacing w:before="36" w:after="40"/>
+              <w:jc w:val="left"/>
+              <w:rPr>
+                <w:kern w:val="0"/>
+                <w:szCs w:val="24"/>
+                <w:lang w:val="en-US" w:eastAsia="en-US" w:bidi="ar-SA"/>
+              </w:rPr>
+            </w:pPr>
+            <w:r>
+              <w:rPr>
+                <w:kern w:val="0"/>
+                <w:sz w:val="18"/>
+                <w:szCs w:val="24"/>
+                <w:lang w:val="en-US" w:eastAsia="en-US" w:bidi="ar-SA"/>
+              </w:rPr>
+              <w:t>Основной сервер PostgreSQL недоступен</w:t>
+            </w:r>
+          </w:p>
+        </w:tc>
+        <w:tc>
+          <w:tcPr>
+            <w:tcW w:w="4680" w:type="dxa"/>
+            <w:tcBorders>
+              <w:top w:val="single" w:sz="4" w:space="0" w:color="D6DCEA"/>
+              <w:left w:val="single" w:sz="4" w:space="0" w:color="D6DCEA"/>
+              <w:bottom w:val="single" w:sz="4" w:space="0" w:color="D6DCEA"/>
+              <w:right w:val="single" w:sz="4" w:space="0" w:color="D6DCEA"/>
+            </w:tcBorders>
+          </w:tcPr>
+          <w:p>
+            <w:pPr>
+              <w:pStyle w:val="Compact"/>
+              <w:widowControl/>
+              <w:spacing w:before="36" w:after="40"/>
+              <w:jc w:val="left"/>
+              <w:rPr>
+                <w:kern w:val="0"/>
+                <w:szCs w:val="24"/>
+                <w:lang w:val="en-US" w:eastAsia="en-US" w:bidi="ar-SA"/>
+              </w:rPr>
+            </w:pPr>
+            <w:r>
+              <w:rPr>
+                <w:kern w:val="0"/>
+                <w:sz w:val="18"/>
+                <w:szCs w:val="24"/>
+                <w:lang w:val="en-US" w:eastAsia="en-US" w:bidi="ar-SA"/>
+              </w:rPr>
               <w:t xml:space="preserve">Нет — </w:t>
             </w:r>
             <w:r>
@@ -1339,7 +1429,7 @@
         <w:pStyle w:val="Heading1"/>
         <w:rPr/>
       </w:pPr>
-      <w:bookmarkStart w:id="4" w:name="__RefHeading___Toc88889_1804324697"/>
+      <w:bookmarkStart w:id="4" w:name="__RefHeading___Toc27328_3125385251"/>
       <w:bookmarkEnd w:id="4"/>
       <w:r>
         <w:rPr>
@@ -1988,7 +2078,7 @@
         <w:pStyle w:val="Heading1"/>
         <w:rPr/>
       </w:pPr>
-      <w:bookmarkStart w:id="5" w:name="__RefHeading___Toc88891_1804324697"/>
+      <w:bookmarkStart w:id="5" w:name="__RefHeading___Toc27330_3125385251"/>
       <w:bookmarkStart w:id="6" w:name="подготовка"/>
       <w:bookmarkEnd w:id="5"/>
       <w:r>
@@ -2018,7 +2108,7 @@
         <w:pStyle w:val="Heading2"/>
         <w:rPr/>
       </w:pPr>
-      <w:bookmarkStart w:id="7" w:name="__RefHeading___Toc88893_1804324697"/>
+      <w:bookmarkStart w:id="7" w:name="__RefHeading___Toc27332_3125385251"/>
       <w:bookmarkStart w:id="8" w:name="прочитайте-что-меняется"/>
       <w:bookmarkEnd w:id="7"/>
       <w:r>
@@ -2217,7 +2307,7 @@
         <w:pStyle w:val="Heading2"/>
         <w:rPr/>
       </w:pPr>
-      <w:bookmarkStart w:id="9" w:name="__RefHeading___Toc88895_1804324697"/>
+      <w:bookmarkStart w:id="9" w:name="__RefHeading___Toc27334_3125385251"/>
       <w:bookmarkStart w:id="10" w:name="запишите-текущее-состояние"/>
       <w:bookmarkEnd w:id="9"/>
       <w:r>
@@ -2538,7 +2628,7 @@
         <w:pStyle w:val="Heading2"/>
         <w:rPr/>
       </w:pPr>
-      <w:bookmarkStart w:id="11" w:name="__RefHeading___Toc88897_1804324697"/>
+      <w:bookmarkStart w:id="11" w:name="__RefHeading___Toc27336_3125385251"/>
       <w:bookmarkStart w:id="12" w:name="проверьте-место-и-конфигурацию"/>
       <w:bookmarkEnd w:id="11"/>
       <w:r>
@@ -2799,7 +2889,7 @@
         <w:pStyle w:val="Heading2"/>
         <w:rPr/>
       </w:pPr>
-      <w:bookmarkStart w:id="13" w:name="__RefHeading___Toc88899_1804324697"/>
+      <w:bookmarkStart w:id="13" w:name="__RefHeading___Toc27338_3125385251"/>
       <w:bookmarkStart w:id="14" w:name="подготовьте-версию-для-закрытого-контура"/>
       <w:bookmarkEnd w:id="13"/>
       <w:r>
@@ -3034,7 +3124,7 @@
         <w:pStyle w:val="Heading2"/>
         <w:rPr/>
       </w:pPr>
-      <w:bookmarkStart w:id="15" w:name="__RefHeading___Toc88901_1804324697"/>
+      <w:bookmarkStart w:id="15" w:name="__RefHeading___Toc27340_3125385251"/>
       <w:bookmarkStart w:id="16" w:name="согласуйте-окно"/>
       <w:bookmarkEnd w:id="15"/>
       <w:r>
@@ -3148,7 +3238,7 @@
         <w:pStyle w:val="Heading1"/>
         <w:rPr/>
       </w:pPr>
-      <w:bookmarkStart w:id="17" w:name="__RefHeading___Toc88903_1804324697"/>
+      <w:bookmarkStart w:id="17" w:name="__RefHeading___Toc27342_3125385251"/>
       <w:bookmarkStart w:id="18" w:name="обновление"/>
       <w:bookmarkEnd w:id="17"/>
       <w:r>
@@ -3168,7 +3258,7 @@
         <w:pStyle w:val="Heading2"/>
         <w:rPr/>
       </w:pPr>
-      <w:bookmarkStart w:id="19" w:name="__RefHeading___Toc88905_1804324697"/>
+      <w:bookmarkStart w:id="19" w:name="__RefHeading___Toc27344_3125385251"/>
       <w:bookmarkStart w:id="20" w:name="начало-работ"/>
       <w:bookmarkEnd w:id="19"/>
       <w:r>
@@ -3279,7 +3369,7 @@
         <w:pStyle w:val="Heading2"/>
         <w:rPr/>
       </w:pPr>
-      <w:bookmarkStart w:id="21" w:name="__RefHeading___Toc88907_1804324697"/>
+      <w:bookmarkStart w:id="21" w:name="__RefHeading___Toc27346_3125385251"/>
       <w:bookmarkStart w:id="22" w:name="получите-новую-версию"/>
       <w:bookmarkEnd w:id="21"/>
       <w:r>
@@ -3588,7 +3678,7 @@
         <w:pStyle w:val="Heading2"/>
         <w:rPr/>
       </w:pPr>
-      <w:bookmarkStart w:id="23" w:name="__RefHeading___Toc88909_1804324697"/>
+      <w:bookmarkStart w:id="23" w:name="__RefHeading___Toc27348_3125385251"/>
       <w:bookmarkStart w:id="24" w:name="соберите-образы"/>
       <w:bookmarkEnd w:id="23"/>
       <w:r>
@@ -3699,7 +3789,7 @@
         <w:pStyle w:val="Heading2"/>
         <w:rPr/>
       </w:pPr>
-      <w:bookmarkStart w:id="25" w:name="__RefHeading___Toc88911_1804324697"/>
+      <w:bookmarkStart w:id="25" w:name="__RefHeading___Toc27350_3125385251"/>
       <w:bookmarkStart w:id="26" w:name="остановите-приём-запросов"/>
       <w:bookmarkEnd w:id="25"/>
       <w:r>
@@ -3790,7 +3880,7 @@
         <w:pStyle w:val="Heading2"/>
         <w:rPr/>
       </w:pPr>
-      <w:bookmarkStart w:id="27" w:name="__RefHeading___Toc88913_1804324697"/>
+      <w:bookmarkStart w:id="27" w:name="__RefHeading___Toc27352_3125385251"/>
       <w:bookmarkStart w:id="28" w:name="сделайте-внеочередную-копию"/>
       <w:bookmarkEnd w:id="27"/>
       <w:r>
@@ -4029,7 +4119,7 @@
         <w:pStyle w:val="Heading2"/>
         <w:rPr/>
       </w:pPr>
-      <w:bookmarkStart w:id="29" w:name="__RefHeading___Toc88915_1804324697"/>
+      <w:bookmarkStart w:id="29" w:name="__RefHeading___Toc27354_3125385251"/>
       <w:bookmarkStart w:id="30" w:name="запустите-новую-версию"/>
       <w:bookmarkEnd w:id="29"/>
       <w:r>
@@ -4206,7 +4296,7 @@
         <w:pStyle w:val="Heading2"/>
         <w:rPr/>
       </w:pPr>
-      <w:bookmarkStart w:id="31" w:name="__RefHeading___Toc88917_1804324697"/>
+      <w:bookmarkStart w:id="31" w:name="__RefHeading___Toc27356_3125385251"/>
       <w:bookmarkStart w:id="32" w:name="дождитесь-старта"/>
       <w:bookmarkEnd w:id="31"/>
       <w:r>
@@ -4340,7 +4430,7 @@
         <w:pStyle w:val="Heading1"/>
         <w:rPr/>
       </w:pPr>
-      <w:bookmarkStart w:id="33" w:name="__RefHeading___Toc88919_1804324697"/>
+      <w:bookmarkStart w:id="33" w:name="__RefHeading___Toc27358_3125385251"/>
       <w:bookmarkStart w:id="34" w:name="проверка"/>
       <w:bookmarkEnd w:id="33"/>
       <w:r>
@@ -4360,7 +4450,7 @@
         <w:pStyle w:val="Heading2"/>
         <w:rPr/>
       </w:pPr>
-      <w:bookmarkStart w:id="35" w:name="__RefHeading___Toc88921_1804324697"/>
+      <w:bookmarkStart w:id="35" w:name="__RefHeading___Toc27360_3125385251"/>
       <w:bookmarkStart w:id="36" w:name="контейнеры-версия-и-пробы"/>
       <w:bookmarkEnd w:id="35"/>
       <w:r>
@@ -4601,7 +4691,7 @@
         <w:pStyle w:val="Heading2"/>
         <w:rPr/>
       </w:pPr>
-      <w:bookmarkStart w:id="37" w:name="__RefHeading___Toc88923_1804324697"/>
+      <w:bookmarkStart w:id="37" w:name="__RefHeading___Toc27362_3125385251"/>
       <w:bookmarkStart w:id="38" w:name="миграции"/>
       <w:bookmarkEnd w:id="37"/>
       <w:r>
@@ -4702,7 +4792,7 @@
         <w:pStyle w:val="Heading2"/>
         <w:rPr/>
       </w:pPr>
-      <w:bookmarkStart w:id="39" w:name="__RefHeading___Toc88925_1804324697"/>
+      <w:bookmarkStart w:id="39" w:name="__RefHeading___Toc27364_3125385251"/>
       <w:bookmarkStart w:id="40" w:name="метрики"/>
       <w:bookmarkEnd w:id="39"/>
       <w:r>
@@ -4895,7 +4985,7 @@
         <w:pStyle w:val="Heading2"/>
         <w:rPr/>
       </w:pPr>
-      <w:bookmarkStart w:id="41" w:name="__RefHeading___Toc88927_1804324697"/>
+      <w:bookmarkStart w:id="41" w:name="__RefHeading___Toc27366_3125385251"/>
       <w:bookmarkStart w:id="42" w:name="вход-график-журналы"/>
       <w:bookmarkEnd w:id="41"/>
       <w:r>
@@ -4983,7 +5073,7 @@
         <w:pStyle w:val="Heading2"/>
         <w:rPr/>
       </w:pPr>
-      <w:bookmarkStart w:id="44" w:name="__RefHeading___Toc88929_1804324697"/>
+      <w:bookmarkStart w:id="44" w:name="__RefHeading___Toc27368_3125385251"/>
       <w:bookmarkStart w:id="45" w:name="журнал-сервера"/>
       <w:bookmarkEnd w:id="44"/>
       <w:r>
@@ -5152,7 +5242,7 @@
         <w:pStyle w:val="Heading2"/>
         <w:rPr/>
       </w:pPr>
-      <w:bookmarkStart w:id="46" w:name="__RefHeading___Toc88931_1804324697"/>
+      <w:bookmarkStart w:id="46" w:name="__RefHeading___Toc27370_3125385251"/>
       <w:bookmarkStart w:id="47" w:name="на-следующий-день"/>
       <w:bookmarkEnd w:id="46"/>
       <w:r>
@@ -5334,7 +5424,7 @@
         <w:pStyle w:val="Heading1"/>
         <w:rPr/>
       </w:pPr>
-      <w:bookmarkStart w:id="48" w:name="__RefHeading___Toc88933_1804324697"/>
+      <w:bookmarkStart w:id="48" w:name="__RefHeading___Toc27372_3125385251"/>
       <w:bookmarkStart w:id="49" w:name="откат"/>
       <w:bookmarkEnd w:id="48"/>
       <w:r>
@@ -5374,7 +5464,7 @@
         <w:pStyle w:val="Heading2"/>
         <w:rPr/>
       </w:pPr>
-      <w:bookmarkStart w:id="50" w:name="__RefHeading___Toc88935_1804324697"/>
+      <w:bookmarkStart w:id="50" w:name="__RefHeading___Toc27374_3125385251"/>
       <w:bookmarkStart w:id="51" w:name="сохраните-сведения-для-разработчиков"/>
       <w:bookmarkEnd w:id="50"/>
       <w:r>
@@ -5507,7 +5597,7 @@
         <w:pStyle w:val="Heading2"/>
         <w:rPr/>
       </w:pPr>
-      <w:bookmarkStart w:id="52" w:name="__RefHeading___Toc88937_1804324697"/>
+      <w:bookmarkStart w:id="52" w:name="__RefHeading___Toc27376_3125385251"/>
       <w:bookmarkStart w:id="53" w:name="верните-прежнюю-версию-файлов"/>
       <w:bookmarkEnd w:id="52"/>
       <w:r>
@@ -5630,7 +5720,7 @@
         <w:pStyle w:val="Heading2"/>
         <w:rPr/>
       </w:pPr>
-      <w:bookmarkStart w:id="54" w:name="__RefHeading___Toc88939_1804324697"/>
+      <w:bookmarkStart w:id="54" w:name="__RefHeading___Toc27378_3125385251"/>
       <w:bookmarkEnd w:id="54"/>
       <w:r>
         <w:rPr>
@@ -5984,7 +6074,7 @@
         <w:pStyle w:val="Heading2"/>
         <w:rPr/>
       </w:pPr>
-      <w:bookmarkStart w:id="56" w:name="__RefHeading___Toc88941_1804324697"/>
+      <w:bookmarkStart w:id="56" w:name="__RefHeading___Toc27380_3125385251"/>
       <w:bookmarkEnd w:id="56"/>
       <w:r>
         <w:rPr>
@@ -6129,7 +6219,7 @@
         <w:pStyle w:val="Heading2"/>
         <w:rPr/>
       </w:pPr>
-      <w:bookmarkStart w:id="57" w:name="__RefHeading___Toc88943_1804324697"/>
+      <w:bookmarkStart w:id="57" w:name="__RefHeading___Toc27382_3125385251"/>
       <w:bookmarkStart w:id="58" w:name="сообщите-о-результате"/>
       <w:bookmarkEnd w:id="57"/>
       <w:r>
@@ -6163,7 +6253,7 @@
         <w:pStyle w:val="Heading1"/>
         <w:rPr/>
       </w:pPr>
-      <w:bookmarkStart w:id="61" w:name="__RefHeading___Toc88945_1804324697"/>
+      <w:bookmarkStart w:id="61" w:name="__RefHeading___Toc27384_3125385251"/>
       <w:bookmarkEnd w:id="61"/>
       <w:r>
         <w:rPr>
@@ -8146,13 +8236,710 @@
         <w:pStyle w:val="Heading1"/>
         <w:rPr/>
       </w:pPr>
-      <w:bookmarkStart w:id="63" w:name="__RefHeading___Toc88947_1804324697"/>
+      <w:bookmarkStart w:id="63" w:name="__RefHeading___Toc27386_3125385251"/>
       <w:bookmarkEnd w:id="63"/>
       <w:r>
         <w:rPr>
           <w:rStyle w:val="SectionNumber"/>
         </w:rPr>
         <w:t>9</w:t>
+      </w:r>
+      <w:r>
+        <w:rPr/>
+        <w:tab/>
+        <w:t>Особые шаги 1.1.0</w:t>
+      </w:r>
+    </w:p>
+    <w:tbl>
+      <w:tblPr>
+        <w:tblStyle w:val="Table"/>
+        <w:tblW w:w="5000" w:type="pct"/>
+        <w:jc w:val="center"/>
+        <w:tblInd w:w="0" w:type="dxa"/>
+        <w:tblLayout w:type="fixed"/>
+        <w:tblCellMar>
+          <w:top w:w="0" w:type="dxa"/>
+          <w:left w:w="108" w:type="dxa"/>
+          <w:bottom w:w="0" w:type="dxa"/>
+          <w:right w:w="108" w:type="dxa"/>
+        </w:tblCellMar>
+        <w:tblLook w:val="0020" w:noHBand="0" w:noVBand="0" w:firstColumn="0" w:lastRow="0" w:lastColumn="0" w:firstRow="1"/>
+      </w:tblPr>
+      <w:tblGrid>
+        <w:gridCol w:w="3120"/>
+        <w:gridCol w:w="3120"/>
+        <w:gridCol w:w="3120"/>
+      </w:tblGrid>
+      <w:tr>
+        <w:trPr>
+          <w:tblHeader w:val="true"/>
+        </w:trPr>
+        <w:tc>
+          <w:tcPr>
+            <w:tcW w:w="3120" w:type="dxa"/>
+            <w:tcBorders>
+              <w:top w:val="single" w:sz="4" w:space="0" w:color="D6DCEA"/>
+              <w:left w:val="single" w:sz="4" w:space="0" w:color="D6DCEA"/>
+              <w:bottom w:val="single" w:sz="6" w:space="0" w:color="000000"/>
+              <w:right w:val="single" w:sz="4" w:space="0" w:color="D6DCEA"/>
+            </w:tcBorders>
+            <w:shd w:color="auto" w:fill="EEF2FB" w:val="clear"/>
+            <w:vAlign w:val="bottom"/>
+          </w:tcPr>
+          <w:p>
+            <w:pPr>
+              <w:pStyle w:val="Compact"/>
+              <w:widowControl/>
+              <w:spacing w:before="36" w:after="40"/>
+              <w:jc w:val="left"/>
+              <w:rPr>
+                <w:kern w:val="0"/>
+                <w:szCs w:val="24"/>
+                <w:lang w:val="en-US" w:eastAsia="en-US" w:bidi="ar-SA"/>
+              </w:rPr>
+            </w:pPr>
+            <w:r>
+              <w:rPr>
+                <w:b/>
+                <w:kern w:val="0"/>
+                <w:sz w:val="18"/>
+                <w:szCs w:val="24"/>
+                <w:lang w:val="en-US" w:eastAsia="en-US" w:bidi="ar-SA"/>
+              </w:rPr>
+              <w:t>Изменение</w:t>
+            </w:r>
+          </w:p>
+        </w:tc>
+        <w:tc>
+          <w:tcPr>
+            <w:tcW w:w="3120" w:type="dxa"/>
+            <w:tcBorders>
+              <w:top w:val="single" w:sz="4" w:space="0" w:color="D6DCEA"/>
+              <w:left w:val="single" w:sz="4" w:space="0" w:color="D6DCEA"/>
+              <w:bottom w:val="single" w:sz="6" w:space="0" w:color="000000"/>
+              <w:right w:val="single" w:sz="4" w:space="0" w:color="D6DCEA"/>
+            </w:tcBorders>
+            <w:shd w:color="auto" w:fill="EEF2FB" w:val="clear"/>
+            <w:vAlign w:val="bottom"/>
+          </w:tcPr>
+          <w:p>
+            <w:pPr>
+              <w:pStyle w:val="Compact"/>
+              <w:widowControl/>
+              <w:spacing w:before="36" w:after="40"/>
+              <w:jc w:val="left"/>
+              <w:rPr>
+                <w:kern w:val="0"/>
+                <w:szCs w:val="24"/>
+                <w:lang w:val="en-US" w:eastAsia="en-US" w:bidi="ar-SA"/>
+              </w:rPr>
+            </w:pPr>
+            <w:r>
+              <w:rPr>
+                <w:b/>
+                <w:kern w:val="0"/>
+                <w:sz w:val="18"/>
+                <w:szCs w:val="24"/>
+                <w:lang w:val="en-US" w:eastAsia="en-US" w:bidi="ar-SA"/>
+              </w:rPr>
+              <w:t>До обновления</w:t>
+            </w:r>
+          </w:p>
+        </w:tc>
+        <w:tc>
+          <w:tcPr>
+            <w:tcW w:w="3120" w:type="dxa"/>
+            <w:tcBorders>
+              <w:top w:val="single" w:sz="4" w:space="0" w:color="D6DCEA"/>
+              <w:left w:val="single" w:sz="4" w:space="0" w:color="D6DCEA"/>
+              <w:bottom w:val="single" w:sz="6" w:space="0" w:color="000000"/>
+              <w:right w:val="single" w:sz="4" w:space="0" w:color="D6DCEA"/>
+            </w:tcBorders>
+            <w:shd w:color="auto" w:fill="EEF2FB" w:val="clear"/>
+            <w:vAlign w:val="bottom"/>
+          </w:tcPr>
+          <w:p>
+            <w:pPr>
+              <w:pStyle w:val="Compact"/>
+              <w:widowControl/>
+              <w:spacing w:before="36" w:after="40"/>
+              <w:jc w:val="left"/>
+              <w:rPr>
+                <w:kern w:val="0"/>
+                <w:szCs w:val="24"/>
+                <w:lang w:val="en-US" w:eastAsia="en-US" w:bidi="ar-SA"/>
+              </w:rPr>
+            </w:pPr>
+            <w:r>
+              <w:rPr>
+                <w:b/>
+                <w:kern w:val="0"/>
+                <w:sz w:val="18"/>
+                <w:szCs w:val="24"/>
+                <w:lang w:val="en-US" w:eastAsia="en-US" w:bidi="ar-SA"/>
+              </w:rPr>
+              <w:t>После обновления</w:t>
+            </w:r>
+          </w:p>
+        </w:tc>
+      </w:tr>
+      <w:tr>
+        <w:trPr/>
+        <w:tc>
+          <w:tcPr>
+            <w:tcW w:w="3120" w:type="dxa"/>
+            <w:tcBorders>
+              <w:top w:val="single" w:sz="4" w:space="0" w:color="D6DCEA"/>
+              <w:left w:val="single" w:sz="4" w:space="0" w:color="D6DCEA"/>
+              <w:bottom w:val="single" w:sz="4" w:space="0" w:color="D6DCEA"/>
+              <w:right w:val="single" w:sz="4" w:space="0" w:color="D6DCEA"/>
+            </w:tcBorders>
+          </w:tcPr>
+          <w:p>
+            <w:pPr>
+              <w:pStyle w:val="Compact"/>
+              <w:widowControl/>
+              <w:spacing w:before="36" w:after="40"/>
+              <w:jc w:val="left"/>
+              <w:rPr>
+                <w:kern w:val="0"/>
+                <w:szCs w:val="24"/>
+                <w:lang w:val="en-US" w:eastAsia="en-US" w:bidi="ar-SA"/>
+              </w:rPr>
+            </w:pPr>
+            <w:r>
+              <w:rPr>
+                <w:kern w:val="0"/>
+                <w:sz w:val="18"/>
+                <w:szCs w:val="24"/>
+                <w:lang w:val="en-US" w:eastAsia="en-US" w:bidi="ar-SA"/>
+              </w:rPr>
+              <w:t xml:space="preserve">Миграция </w:t>
+            </w:r>
+            <w:r>
+              <w:rPr>
+                <w:rStyle w:val="VerbatimChar"/>
+                <w:kern w:val="0"/>
+                <w:sz w:val="18"/>
+                <w:szCs w:val="24"/>
+                <w:lang w:val="en-US" w:eastAsia="en-US" w:bidi="ar-SA"/>
+              </w:rPr>
+              <w:t>20261101090000_org_structure</w:t>
+            </w:r>
+            <w:r>
+              <w:rPr>
+                <w:kern w:val="0"/>
+                <w:sz w:val="18"/>
+                <w:szCs w:val="24"/>
+                <w:lang w:val="en-US" w:eastAsia="en-US" w:bidi="ar-SA"/>
+              </w:rPr>
+              <w:t>: подразделения — дерево (</w:t>
+            </w:r>
+            <w:r>
+              <w:rPr>
+                <w:rStyle w:val="VerbatimChar"/>
+                <w:kern w:val="0"/>
+                <w:sz w:val="18"/>
+                <w:szCs w:val="24"/>
+                <w:lang w:val="en-US" w:eastAsia="en-US" w:bidi="ar-SA"/>
+              </w:rPr>
+              <w:t>parent_id</w:t>
+            </w:r>
+            <w:r>
+              <w:rPr>
+                <w:kern w:val="0"/>
+                <w:sz w:val="18"/>
+                <w:szCs w:val="24"/>
+                <w:lang w:val="en-US" w:eastAsia="en-US" w:bidi="ar-SA"/>
+              </w:rPr>
+              <w:t xml:space="preserve">, </w:t>
+            </w:r>
+            <w:r>
+              <w:rPr>
+                <w:rStyle w:val="VerbatimChar"/>
+                <w:kern w:val="0"/>
+                <w:sz w:val="18"/>
+                <w:szCs w:val="24"/>
+                <w:lang w:val="en-US" w:eastAsia="en-US" w:bidi="ar-SA"/>
+              </w:rPr>
+              <w:t>kind</w:t>
+            </w:r>
+            <w:r>
+              <w:rPr>
+                <w:kern w:val="0"/>
+                <w:sz w:val="18"/>
+                <w:szCs w:val="24"/>
+                <w:lang w:val="en-US" w:eastAsia="en-US" w:bidi="ar-SA"/>
+              </w:rPr>
+              <w:t xml:space="preserve">, </w:t>
+            </w:r>
+            <w:r>
+              <w:rPr>
+                <w:rStyle w:val="VerbatimChar"/>
+                <w:kern w:val="0"/>
+                <w:sz w:val="18"/>
+                <w:szCs w:val="24"/>
+                <w:lang w:val="en-US" w:eastAsia="en-US" w:bidi="ar-SA"/>
+              </w:rPr>
+              <w:t>sort_order</w:t>
+            </w:r>
+            <w:r>
+              <w:rPr>
+                <w:kern w:val="0"/>
+                <w:sz w:val="18"/>
+                <w:szCs w:val="24"/>
+                <w:lang w:val="en-US" w:eastAsia="en-US" w:bidi="ar-SA"/>
+              </w:rPr>
+              <w:t xml:space="preserve">, </w:t>
+            </w:r>
+            <w:r>
+              <w:rPr>
+                <w:rStyle w:val="VerbatimChar"/>
+                <w:kern w:val="0"/>
+                <w:sz w:val="18"/>
+                <w:szCs w:val="24"/>
+                <w:lang w:val="en-US" w:eastAsia="en-US" w:bidi="ar-SA"/>
+              </w:rPr>
+              <w:t>external_id</w:t>
+            </w:r>
+            <w:r>
+              <w:rPr>
+                <w:kern w:val="0"/>
+                <w:sz w:val="18"/>
+                <w:szCs w:val="24"/>
+                <w:lang w:val="en-US" w:eastAsia="en-US" w:bidi="ar-SA"/>
+              </w:rPr>
+              <w:t xml:space="preserve">, </w:t>
+            </w:r>
+            <w:r>
+              <w:rPr>
+                <w:rStyle w:val="VerbatimChar"/>
+                <w:kern w:val="0"/>
+                <w:sz w:val="18"/>
+                <w:szCs w:val="24"/>
+                <w:lang w:val="en-US" w:eastAsia="en-US" w:bidi="ar-SA"/>
+              </w:rPr>
+              <w:t>org_source</w:t>
+            </w:r>
+            <w:r>
+              <w:rPr>
+                <w:kern w:val="0"/>
+                <w:sz w:val="18"/>
+                <w:szCs w:val="24"/>
+                <w:lang w:val="en-US" w:eastAsia="en-US" w:bidi="ar-SA"/>
+              </w:rPr>
+              <w:t xml:space="preserve">), у сотрудников — </w:t>
+            </w:r>
+            <w:r>
+              <w:rPr>
+                <w:rStyle w:val="VerbatimChar"/>
+                <w:kern w:val="0"/>
+                <w:sz w:val="18"/>
+                <w:szCs w:val="24"/>
+                <w:lang w:val="en-US" w:eastAsia="en-US" w:bidi="ar-SA"/>
+              </w:rPr>
+              <w:t>external_id</w:t>
+            </w:r>
+            <w:r>
+              <w:rPr>
+                <w:kern w:val="0"/>
+                <w:sz w:val="18"/>
+                <w:szCs w:val="24"/>
+                <w:lang w:val="en-US" w:eastAsia="en-US" w:bidi="ar-SA"/>
+              </w:rPr>
+              <w:t xml:space="preserve">, </w:t>
+            </w:r>
+            <w:r>
+              <w:rPr>
+                <w:rStyle w:val="VerbatimChar"/>
+                <w:kern w:val="0"/>
+                <w:sz w:val="18"/>
+                <w:szCs w:val="24"/>
+                <w:lang w:val="en-US" w:eastAsia="en-US" w:bidi="ar-SA"/>
+              </w:rPr>
+              <w:t>org_source</w:t>
+            </w:r>
+            <w:r>
+              <w:rPr>
+                <w:kern w:val="0"/>
+                <w:sz w:val="18"/>
+                <w:szCs w:val="24"/>
+                <w:lang w:val="en-US" w:eastAsia="en-US" w:bidi="ar-SA"/>
+              </w:rPr>
+              <w:t xml:space="preserve">, </w:t>
+            </w:r>
+            <w:r>
+              <w:rPr>
+                <w:rStyle w:val="VerbatimChar"/>
+                <w:kern w:val="0"/>
+                <w:sz w:val="18"/>
+                <w:szCs w:val="24"/>
+                <w:lang w:val="en-US" w:eastAsia="en-US" w:bidi="ar-SA"/>
+              </w:rPr>
+              <w:t>reports_to_none</w:t>
+            </w:r>
+            <w:r>
+              <w:rPr>
+                <w:kern w:val="0"/>
+                <w:sz w:val="18"/>
+                <w:szCs w:val="24"/>
+                <w:lang w:val="en-US" w:eastAsia="en-US" w:bidi="ar-SA"/>
+              </w:rPr>
+              <w:t xml:space="preserve">, в правилах организации — </w:t>
+            </w:r>
+            <w:r>
+              <w:rPr>
+                <w:rStyle w:val="VerbatimChar"/>
+                <w:kern w:val="0"/>
+                <w:sz w:val="18"/>
+                <w:szCs w:val="24"/>
+                <w:lang w:val="en-US" w:eastAsia="en-US" w:bidi="ar-SA"/>
+              </w:rPr>
+              <w:t>unit_kinds</w:t>
+            </w:r>
+            <w:r>
+              <w:rPr>
+                <w:kern w:val="0"/>
+                <w:sz w:val="18"/>
+                <w:szCs w:val="24"/>
+                <w:lang w:val="en-US" w:eastAsia="en-US" w:bidi="ar-SA"/>
+              </w:rPr>
+              <w:t xml:space="preserve">, </w:t>
+            </w:r>
+            <w:r>
+              <w:rPr>
+                <w:rStyle w:val="VerbatimChar"/>
+                <w:kern w:val="0"/>
+                <w:sz w:val="18"/>
+                <w:szCs w:val="24"/>
+                <w:lang w:val="en-US" w:eastAsia="en-US" w:bidi="ar-SA"/>
+              </w:rPr>
+              <w:t>org_max_depth</w:t>
+            </w:r>
+            <w:r>
+              <w:rPr>
+                <w:kern w:val="0"/>
+                <w:sz w:val="18"/>
+                <w:szCs w:val="24"/>
+                <w:lang w:val="en-US" w:eastAsia="en-US" w:bidi="ar-SA"/>
+              </w:rPr>
+              <w:t>; уникальность названия подразделения — среди соседей. Существующие отделы становятся подразделениями верхнего уровня с видом «Отдел»</w:t>
+            </w:r>
+          </w:p>
+        </w:tc>
+        <w:tc>
+          <w:tcPr>
+            <w:tcW w:w="3120" w:type="dxa"/>
+            <w:tcBorders>
+              <w:top w:val="single" w:sz="4" w:space="0" w:color="D6DCEA"/>
+              <w:left w:val="single" w:sz="4" w:space="0" w:color="D6DCEA"/>
+              <w:bottom w:val="single" w:sz="4" w:space="0" w:color="D6DCEA"/>
+              <w:right w:val="single" w:sz="4" w:space="0" w:color="D6DCEA"/>
+            </w:tcBorders>
+          </w:tcPr>
+          <w:p>
+            <w:pPr>
+              <w:pStyle w:val="Compact"/>
+              <w:widowControl/>
+              <w:spacing w:before="36" w:after="40"/>
+              <w:jc w:val="left"/>
+              <w:rPr>
+                <w:kern w:val="0"/>
+                <w:szCs w:val="24"/>
+                <w:lang w:val="en-US" w:eastAsia="en-US" w:bidi="ar-SA"/>
+              </w:rPr>
+            </w:pPr>
+            <w:r>
+              <w:rPr>
+                <w:kern w:val="0"/>
+                <w:sz w:val="18"/>
+                <w:szCs w:val="24"/>
+                <w:lang w:val="en-US" w:eastAsia="en-US" w:bidi="ar-SA"/>
+              </w:rPr>
+              <w:t>Ничего сверх копии шага «Обновление → 5»: миграция только добавляет столбцы и индексы, данные не переписывает</w:t>
+            </w:r>
+          </w:p>
+        </w:tc>
+        <w:tc>
+          <w:tcPr>
+            <w:tcW w:w="3120" w:type="dxa"/>
+            <w:tcBorders>
+              <w:top w:val="single" w:sz="4" w:space="0" w:color="D6DCEA"/>
+              <w:left w:val="single" w:sz="4" w:space="0" w:color="D6DCEA"/>
+              <w:bottom w:val="single" w:sz="4" w:space="0" w:color="D6DCEA"/>
+              <w:right w:val="single" w:sz="4" w:space="0" w:color="D6DCEA"/>
+            </w:tcBorders>
+          </w:tcPr>
+          <w:p>
+            <w:pPr>
+              <w:pStyle w:val="Compact"/>
+              <w:widowControl/>
+              <w:spacing w:before="36" w:after="40"/>
+              <w:jc w:val="left"/>
+              <w:rPr>
+                <w:kern w:val="0"/>
+                <w:szCs w:val="24"/>
+                <w:lang w:val="en-US" w:eastAsia="en-US" w:bidi="ar-SA"/>
+              </w:rPr>
+            </w:pPr>
+            <w:r>
+              <w:rPr>
+                <w:rStyle w:val="VerbatimChar"/>
+                <w:kern w:val="0"/>
+                <w:sz w:val="18"/>
+                <w:szCs w:val="24"/>
+                <w:lang w:val="en-US" w:eastAsia="en-US" w:bidi="ar-SA"/>
+              </w:rPr>
+              <w:t>$C exec postgres psql -U vacation -d vacation -c "select count(*) filter (where parent_id is null) as top, count(*) from departments"</w:t>
+            </w:r>
+            <w:r>
+              <w:rPr>
+                <w:kern w:val="0"/>
+                <w:sz w:val="18"/>
+                <w:szCs w:val="24"/>
+                <w:lang w:val="en-US" w:eastAsia="en-US" w:bidi="ar-SA"/>
+              </w:rPr>
+              <w:t xml:space="preserve"> — </w:t>
+            </w:r>
+            <w:r>
+              <w:rPr>
+                <w:rStyle w:val="VerbatimChar"/>
+                <w:kern w:val="0"/>
+                <w:sz w:val="18"/>
+                <w:szCs w:val="24"/>
+                <w:lang w:val="en-US" w:eastAsia="en-US" w:bidi="ar-SA"/>
+              </w:rPr>
+              <w:t>top</w:t>
+            </w:r>
+            <w:r>
+              <w:rPr>
+                <w:kern w:val="0"/>
+                <w:sz w:val="18"/>
+                <w:szCs w:val="24"/>
+                <w:lang w:val="en-US" w:eastAsia="en-US" w:bidi="ar-SA"/>
+              </w:rPr>
+              <w:t xml:space="preserve"> равно общему числу</w:t>
+            </w:r>
+          </w:p>
+        </w:tc>
+      </w:tr>
+      <w:tr>
+        <w:trPr/>
+        <w:tc>
+          <w:tcPr>
+            <w:tcW w:w="3120" w:type="dxa"/>
+            <w:tcBorders>
+              <w:top w:val="single" w:sz="4" w:space="0" w:color="D6DCEA"/>
+              <w:left w:val="single" w:sz="4" w:space="0" w:color="D6DCEA"/>
+              <w:bottom w:val="single" w:sz="4" w:space="0" w:color="D6DCEA"/>
+              <w:right w:val="single" w:sz="4" w:space="0" w:color="D6DCEA"/>
+            </w:tcBorders>
+          </w:tcPr>
+          <w:p>
+            <w:pPr>
+              <w:pStyle w:val="Compact"/>
+              <w:widowControl/>
+              <w:spacing w:before="36" w:after="40"/>
+              <w:jc w:val="left"/>
+              <w:rPr>
+                <w:kern w:val="0"/>
+                <w:szCs w:val="24"/>
+                <w:lang w:val="en-US" w:eastAsia="en-US" w:bidi="ar-SA"/>
+              </w:rPr>
+            </w:pPr>
+            <w:r>
+              <w:rPr>
+                <w:kern w:val="0"/>
+                <w:sz w:val="18"/>
+                <w:szCs w:val="24"/>
+                <w:lang w:val="en-US" w:eastAsia="en-US" w:bidi="ar-SA"/>
+              </w:rPr>
+              <w:t>Сотрудники подразделения без явного руководителя стали подчинёнными его руководителя (правило «По Делу», ADR-018): руководитель видит их карточки, заявки и график работы, а не только заявки в очереди</w:t>
+            </w:r>
+          </w:p>
+        </w:tc>
+        <w:tc>
+          <w:tcPr>
+            <w:tcW w:w="3120" w:type="dxa"/>
+            <w:tcBorders>
+              <w:top w:val="single" w:sz="4" w:space="0" w:color="D6DCEA"/>
+              <w:left w:val="single" w:sz="4" w:space="0" w:color="D6DCEA"/>
+              <w:bottom w:val="single" w:sz="4" w:space="0" w:color="D6DCEA"/>
+              <w:right w:val="single" w:sz="4" w:space="0" w:color="D6DCEA"/>
+            </w:tcBorders>
+          </w:tcPr>
+          <w:p>
+            <w:pPr>
+              <w:pStyle w:val="Compact"/>
+              <w:widowControl/>
+              <w:spacing w:before="36" w:after="40"/>
+              <w:jc w:val="left"/>
+              <w:rPr>
+                <w:kern w:val="0"/>
+                <w:szCs w:val="24"/>
+                <w:lang w:val="en-US" w:eastAsia="en-US" w:bidi="ar-SA"/>
+              </w:rPr>
+            </w:pPr>
+            <w:r>
+              <w:rPr>
+                <w:kern w:val="0"/>
+                <w:sz w:val="18"/>
+                <w:szCs w:val="24"/>
+                <w:lang w:val="en-US" w:eastAsia="en-US" w:bidi="ar-SA"/>
+              </w:rPr>
+              <w:t>Предупредите руководителей подразделений: в разделе «Заявки → Подчинённые» и в графике работы появятся сотрудники их подразделений</w:t>
+            </w:r>
+          </w:p>
+        </w:tc>
+        <w:tc>
+          <w:tcPr>
+            <w:tcW w:w="3120" w:type="dxa"/>
+            <w:tcBorders>
+              <w:top w:val="single" w:sz="4" w:space="0" w:color="D6DCEA"/>
+              <w:left w:val="single" w:sz="4" w:space="0" w:color="D6DCEA"/>
+              <w:bottom w:val="single" w:sz="4" w:space="0" w:color="D6DCEA"/>
+              <w:right w:val="single" w:sz="4" w:space="0" w:color="D6DCEA"/>
+            </w:tcBorders>
+          </w:tcPr>
+          <w:p>
+            <w:pPr>
+              <w:pStyle w:val="Compact"/>
+              <w:widowControl/>
+              <w:spacing w:before="36" w:after="40"/>
+              <w:jc w:val="left"/>
+              <w:rPr>
+                <w:kern w:val="0"/>
+                <w:szCs w:val="24"/>
+                <w:lang w:val="en-US" w:eastAsia="en-US" w:bidi="ar-SA"/>
+              </w:rPr>
+            </w:pPr>
+            <w:r>
+              <w:rPr>
+                <w:kern w:val="0"/>
+                <w:sz w:val="18"/>
+                <w:szCs w:val="24"/>
+                <w:lang w:val="en-US" w:eastAsia="en-US" w:bidi="ar-SA"/>
+              </w:rPr>
+              <w:t>Руководитель подразделения входит — его сотрудники без явного руководителя в списке подчинённых</w:t>
+            </w:r>
+          </w:p>
+        </w:tc>
+      </w:tr>
+      <w:tr>
+        <w:trPr/>
+        <w:tc>
+          <w:tcPr>
+            <w:tcW w:w="3120" w:type="dxa"/>
+            <w:tcBorders>
+              <w:top w:val="single" w:sz="4" w:space="0" w:color="D6DCEA"/>
+              <w:left w:val="single" w:sz="4" w:space="0" w:color="D6DCEA"/>
+              <w:bottom w:val="single" w:sz="4" w:space="0" w:color="D6DCEA"/>
+              <w:right w:val="single" w:sz="4" w:space="0" w:color="D6DCEA"/>
+            </w:tcBorders>
+          </w:tcPr>
+          <w:p>
+            <w:pPr>
+              <w:pStyle w:val="Compact"/>
+              <w:widowControl/>
+              <w:spacing w:before="36" w:after="40"/>
+              <w:jc w:val="left"/>
+              <w:rPr>
+                <w:kern w:val="0"/>
+                <w:szCs w:val="24"/>
+                <w:lang w:val="en-US" w:eastAsia="en-US" w:bidi="ar-SA"/>
+              </w:rPr>
+            </w:pPr>
+            <w:r>
+              <w:rPr>
+                <w:kern w:val="0"/>
+                <w:sz w:val="18"/>
+                <w:szCs w:val="24"/>
+                <w:lang w:val="en-US" w:eastAsia="en-US" w:bidi="ar-SA"/>
+              </w:rPr>
+              <w:t>Откат на 1.0.0 после того, как кадровая служба построила дерево или загрузила структуру</w:t>
+            </w:r>
+          </w:p>
+        </w:tc>
+        <w:tc>
+          <w:tcPr>
+            <w:tcW w:w="3120" w:type="dxa"/>
+            <w:tcBorders>
+              <w:top w:val="single" w:sz="4" w:space="0" w:color="D6DCEA"/>
+              <w:left w:val="single" w:sz="4" w:space="0" w:color="D6DCEA"/>
+              <w:bottom w:val="single" w:sz="4" w:space="0" w:color="D6DCEA"/>
+              <w:right w:val="single" w:sz="4" w:space="0" w:color="D6DCEA"/>
+            </w:tcBorders>
+          </w:tcPr>
+          <w:p>
+            <w:pPr>
+              <w:pStyle w:val="Compact"/>
+              <w:widowControl/>
+              <w:spacing w:before="36" w:after="40"/>
+              <w:jc w:val="left"/>
+              <w:rPr>
+                <w:kern w:val="0"/>
+                <w:szCs w:val="24"/>
+                <w:lang w:val="en-US" w:eastAsia="en-US" w:bidi="ar-SA"/>
+              </w:rPr>
+            </w:pPr>
+            <w:r>
+              <w:rPr>
+                <w:kern w:val="0"/>
+                <w:sz w:val="18"/>
+                <w:szCs w:val="24"/>
+                <w:lang w:val="en-US" w:eastAsia="en-US" w:bidi="ar-SA"/>
+              </w:rPr>
+              <w:t>—</w:t>
+            </w:r>
+          </w:p>
+        </w:tc>
+        <w:tc>
+          <w:tcPr>
+            <w:tcW w:w="3120" w:type="dxa"/>
+            <w:tcBorders>
+              <w:top w:val="single" w:sz="4" w:space="0" w:color="D6DCEA"/>
+              <w:left w:val="single" w:sz="4" w:space="0" w:color="D6DCEA"/>
+              <w:bottom w:val="single" w:sz="4" w:space="0" w:color="D6DCEA"/>
+              <w:right w:val="single" w:sz="4" w:space="0" w:color="D6DCEA"/>
+            </w:tcBorders>
+          </w:tcPr>
+          <w:p>
+            <w:pPr>
+              <w:pStyle w:val="Compact"/>
+              <w:widowControl/>
+              <w:spacing w:before="36" w:after="40"/>
+              <w:jc w:val="left"/>
+              <w:rPr>
+                <w:kern w:val="0"/>
+                <w:szCs w:val="24"/>
+                <w:lang w:val="en-US" w:eastAsia="en-US" w:bidi="ar-SA"/>
+              </w:rPr>
+            </w:pPr>
+            <w:r>
+              <w:rPr>
+                <w:kern w:val="0"/>
+                <w:sz w:val="18"/>
+                <w:szCs w:val="24"/>
+                <w:lang w:val="en-US" w:eastAsia="en-US" w:bidi="ar-SA"/>
+              </w:rPr>
+              <w:t>Версия 1.0.0 не знает о вложенных подразделениях: откат — только восстановлением копии шага «Обновление → 5» (раздел «Откат»), изменения структуры после обновления теряются</w:t>
+            </w:r>
+          </w:p>
+        </w:tc>
+      </w:tr>
+    </w:tbl>
+    <w:p>
+      <w:pPr>
+        <w:pStyle w:val="Heading1"/>
+        <w:rPr/>
+      </w:pPr>
+      <w:bookmarkStart w:id="64" w:name="__RefHeading___Toc27388_3125385251"/>
+      <w:bookmarkEnd w:id="64"/>
+      <w:r>
+        <w:rPr>
+          <w:rStyle w:val="SectionNumber"/>
+        </w:rPr>
+        <w:t>10</w:t>
       </w:r>
       <w:r>
         <w:rPr/>
@@ -8852,7 +9639,7 @@
         <w:color w:val="8A92A6"/>
         <w:sz w:val="16"/>
       </w:rPr>
-      <w:t xml:space="preserve">Планировщик отпусков 1.0.0 · Регламент обновления · стр. </w:t>
+      <w:t xml:space="preserve">Планировщик отпусков 1.1.0 · Регламент обновления · стр. </w:t>
     </w:r>
     <w:r>
       <w:rPr/>
@@ -8868,7 +9655,7 @@
     </w:r>
     <w:r>
       <w:rPr/>
-      <w:t>17</w:t>
+      <w:t>19</w:t>
     </w:r>
     <w:r>
       <w:rPr/>
@@ -8891,7 +9678,7 @@
         <w:color w:val="8A92A6"/>
         <w:sz w:val="16"/>
       </w:rPr>
-      <w:t xml:space="preserve">Планировщик отпусков 1.0.0 · Регламент обновления · стр. </w:t>
+      <w:t xml:space="preserve">Планировщик отпусков 1.1.0 · Регламент обновления · стр. </w:t>
     </w:r>
     <w:r>
       <w:rPr/>
@@ -8907,7 +9694,7 @@
     </w:r>
     <w:r>
       <w:rPr/>
-      <w:t>17</w:t>
+      <w:t>19</w:t>
     </w:r>
     <w:r>
       <w:rPr/>
